--- a/ky/wisdom-stories/what-women-endure.docx
+++ b/ky/wisdom-stories/what-women-endure.docx
@@ -113,7 +113,7 @@
     </w:p>
     <w:p>
       <w:r>
-        <w:t>Бейишти айтып берип, тозокту жашатышты.</w:t>
+        <w:t>Бейишти айтып берип, тозокто жашатышты.</w:t>
       </w:r>
     </w:p>
     <w:p>
